--- a/submission/Review3_Final_Project.docx
+++ b/submission/Review3_Final_Project.docx
@@ -340,7 +340,7 @@
           <w:b w:val="0"/>
           <w:i w:val="0"/>
         </w:rPr>
-        <w:t>A vehicle's 96-bit RFID tag ID must reach a roadside toll unit over a noisy wireless link, and a retransmission costs a round trip the moving vehicle may not have. We implemented, entirely from scratch in C11, the CRC-32, a seeded RNG, GF(2^m) arithmetic, Hamming, SECDED, BCH, Reed-Solomon and LDPC codes and a bit interleaver, and built a three-process UDP simulator (vehicle, noisy channel, tollgate) with three noise models and two profiles (toll plaza, hospital imaging). We compared plain FEC, Stop-and-Wait ARQ, Hybrid ARQ and an adaptive code-ladder controller over 20 seeds with 95% confidence intervals.</w:t>
+        <w:t>A moving vehicle has to get its 96-bit RFID tag ID to a roadside toll unit over a noisy wireless link, and it may not be around long enough for a retransmission. To deal with this we wrote everything ourselves in C11: the CRC-32, a seeded random number generator, the GF(2^m) arithmetic, the Hamming, SECDED, BCH, Reed-Solomon and LDPC codes, and a bit interleaver. On top of that we built a three-program UDP simulator (vehicle, noisy channel, tollgate) with three noise models and two profiles, a toll plaza and a hospital imaging room. We then compared plain FEC, Stop-and-Wait ARQ, Hybrid ARQ and an adaptive controller that moves up and down a ladder of codes. Every comparison was run over 20 seeds and reported with 95% confidence intervals.</w:t>
       </w:r>
     </w:p>
     <w:p>
@@ -509,7 +509,7 @@
               <w:rPr>
                 <w:sz w:val="19"/>
               </w:rPr>
-              <w:t>Adaptive works, but a trivial strong baseline wins on goodput</w:t>
+              <w:t>Adaptive works, but a simple fixed baseline wins on goodput</w:t>
             </w:r>
           </w:p>
         </w:tc>
@@ -582,7 +582,7 @@
           <w:b w:val="0"/>
           <w:i w:val="0"/>
         </w:rPr>
-        <w:t>The project is a complete, reproducible software system. A reviewer can build and run everything from a fresh clone with only a C compiler and make; Python 3 is needed only for the dashboard and plots.</w:t>
+        <w:t>The project is a finished software system, and anyone can repeat our results. A fresh clone only needs a C compiler and make to build and run everything. Python 3 is used just for the dashboard and the plots.</w:t>
       </w:r>
     </w:p>
     <w:p>
@@ -1001,7 +1001,7 @@
           <w:b w:val="0"/>
           <w:i w:val="0"/>
         </w:rPr>
-        <w:t>Vehicle -&gt; Channel on UDP 9000; Channel -&gt; Tollgate on UDP 9001 with an evaluation-only ground-truth sidecar; Tollgate -&gt; Vehicle on UDP 9002 (ACK/NAK + window statistics). Every program links build/libfeclink.a, so the in-process benchmark and the real UDP programs use identical code.</w:t>
+        <w:t>The vehicle talks to the channel on UDP 9000, and the channel passes frames to the tollgate on UDP 9001 along with a ground-truth field that is used only for scoring. The tollgate answers the vehicle on UDP 9002 with ACK/NAK and window statistics. All programs link the same library, build/libfeclink.a, so the benchmark and the real UDP programs share one set of code.</w:t>
       </w:r>
     </w:p>
     <w:p>
@@ -1172,7 +1172,7 @@
           <w:b w:val="0"/>
           <w:i w:val="0"/>
         </w:rPr>
-        <w:t>The header is v2 (16 bytes: magic, version, type, code, rs_t, interleave, seq, nbits, attempt, strategy) and is not corrupted by the channel by default (DD-01); the effect of header corruption is measured as a failure experiment (section 6.4).</w:t>
+        <w:t>The header is version 2 and 16 bytes long (magic, version, type, code, rs_t, interleave, seq, nbits, attempt, strategy). By default the channel does not touch it (DD-01), but we did test what happens when it is corrupted, and section 6.4 reports that.</w:t>
       </w:r>
     </w:p>
     <w:p>
@@ -1578,7 +1578,7 @@
           <w:b w:val="0"/>
           <w:i w:val="0"/>
         </w:rPr>
-        <w:t>Size: about 4,455 lines of library/application code and 3,096 lines of tests (C11 + POSIX only, no external libraries).</w:t>
+        <w:t>The code base is roughly 4,455 lines of C (including headers) plus 3,096 lines of tests. It uses only C11 and POSIX, with no external libraries.</w:t>
       </w:r>
     </w:p>
     <w:p>
@@ -2189,10 +2189,10 @@
         <w:rPr>
           <w:b/>
         </w:rPr>
-        <w:t xml:space="preserve">CRC-32 - </w:t>
+        <w:t xml:space="preserve">CRC-32: </w:t>
       </w:r>
       <w:r>
-        <w:t>detects, never corrects. Every 1-, 2- and 3-bit error in a 128-bit message is detected; a random wrong word passes with probability about 2^-32. (Found during verification: because the payload is sent MSB-first, a few specific bursts of 30 to 32 bits pass the CRC; documented in docs/ALGORITHMS.md.)</w:t>
+        <w:t>it detects errors but cannot correct them. Every 1-, 2- and 3-bit error in a 128-bit message is caught, and a random wrong word slips through with probability of about 2^-32. While checking our work we found one exception: because the payload is sent most-significant bit first, a few particular bursts of 30 to 32 bits do pass the CRC. We wrote this up in docs/ALGORITHMS.md.</w:t>
       </w:r>
     </w:p>
     <w:p>
@@ -2203,10 +2203,10 @@
         <w:rPr>
           <w:b/>
         </w:rPr>
-        <w:t xml:space="preserve">Hamming / SECDED - </w:t>
+        <w:t xml:space="preserve">Hamming / SECDED: </w:t>
       </w:r>
       <w:r>
-        <w:t>syndrome equals the error position; SECDED distinguishes single from double errors.</w:t>
+        <w:t>the syndrome is the position of the error, and SECDED can tell a single error from a double one.</w:t>
       </w:r>
     </w:p>
     <w:p>
@@ -2217,10 +2217,10 @@
         <w:rPr>
           <w:b/>
         </w:rPr>
-        <w:t xml:space="preserve">BCH - </w:t>
+        <w:t xml:space="preserve">BCH: </w:t>
       </w:r>
       <w:r>
-        <w:t>syndromes, Berlekamp-Massey, Chien search over GF(16) and GF(32).</w:t>
+        <w:t>syndromes, then Berlekamp-Massey, then a Chien search, working over GF(16) and GF(32).</w:t>
       </w:r>
     </w:p>
     <w:p>
@@ -2231,10 +2231,10 @@
         <w:rPr>
           <w:b/>
         </w:rPr>
-        <w:t xml:space="preserve">Reed-Solomon - </w:t>
+        <w:t xml:space="preserve">Reed-Solomon: </w:t>
       </w:r>
       <w:r>
-        <w:t>GF(256), x^8+x^4+x^3+x^2+1; syndromes + Berlekamp-Massey + Chien + Forney; corrects t byte errors, so bursts of up to 8t bits touch few symbols.</w:t>
+        <w:t>works over GF(256) with the polynomial x^8+x^4+x^3+x^2+1. It uses syndromes, Berlekamp-Massey, Chien search and Forney, and corrects t byte errors, so a burst of up to 8t bits damages only a few symbols.</w:t>
       </w:r>
     </w:p>
     <w:p>
@@ -2245,10 +2245,10 @@
         <w:rPr>
           <w:b/>
         </w:rPr>
-        <w:t xml:space="preserve">LDPC(256,128) - </w:t>
+        <w:t xml:space="preserve">LDPC(256,128): </w:t>
       </w:r>
       <w:r>
-        <w:t>(3,6)-regular H built with a PEG-style rule (girth 6), systematic encoder by Gaussian elimination, Gallager hard-decision bit flipping (max 50 iterations).</w:t>
+        <w:t>a (3,6)-regular parity-check matrix built with a PEG-style rule (girth 6), a systematic encoder obtained by Gaussian elimination, and Gallager's hard-decision bit flipping for decoding (at most 50 iterations).</w:t>
       </w:r>
     </w:p>
     <w:p>
@@ -2259,10 +2259,10 @@
         <w:rPr>
           <w:b/>
         </w:rPr>
-        <w:t xml:space="preserve">Interleaver - </w:t>
+        <w:t xml:space="preserve">Interleaver: </w:t>
       </w:r>
       <w:r>
-        <w:t>helps bit-level codes against bursts (BCH(31,16)+il8 reaches 1.0000 at L=16) but hurts Reed-Solomon (RS t=4 on hospital drops from 83.4% to 59.8%).</w:t>
+        <w:t>it helps bit-level codes against bursts (BCH(31,16) with depth 8 reaches 1.0000 at L=16) but hurts Reed-Solomon, where RS t=4 on the hospital profile falls from 83.4% to 59.8%.</w:t>
       </w:r>
     </w:p>
     <w:p>
@@ -2812,7 +2812,7 @@
           <w:b w:val="0"/>
           <w:i w:val="0"/>
         </w:rPr>
-        <w:t>The ladder is evaluated once per window of W = 32 frames: step up when the failure rate exceeds 0.20, step down only if the binomial model predicts the cheaper code fails below 0.05, with probe back-off. Two ladders exist: mixed (Hamming -&gt; BCH -&gt; RS) and all-RS (t = 1, 2, 4, 6, 8; rates 0.889 .. 0.500).</w:t>
+        <w:t>The controller makes one decision per window of 32 frames. It steps up if the failure rate is above 0.20, and steps down only if the binomial model predicts the cheaper code would fail less than 5% of the time, with a probe back-off on top. We tried two ladders: a mixed one (Hamming, BCH, RS) and an all-RS one (t = 1, 2, 4, 6, 8, with rates from 0.889 down to 0.500).</w:t>
       </w:r>
     </w:p>
     <w:p>
@@ -2832,7 +2832,7 @@
           <w:b w:val="0"/>
           <w:i w:val="0"/>
         </w:rPr>
-        <w:t>The demonstration is scripted and fully reproducible (docs/DEMO.md contains a 2-minute talking script).</w:t>
+        <w:t>The demonstration is scripted, so it goes the same way every time. docs/DEMO.md also has a two-minute talking script.</w:t>
       </w:r>
     </w:p>
     <w:p>
@@ -3247,7 +3247,7 @@
           <w:b w:val="0"/>
           <w:i/>
         </w:rPr>
-        <w:t>Measured in the build environment: a 20-frame toll-profile run with Hamming(7,4) gave 20 CORRECT, 0 DETECTED_FAIL, 0 SILENT_WRONG; the channel flipped 48 of 4,480 bits (measured BER 0.01071 vs model 0.01000) and all 48 were corrected. A short demo does not show rates; quote the benchmark for rates.</w:t>
+        <w:t>When we ran it, a 20-frame toll-profile demo with Hamming(7,4) gave 20 CORRECT and no DETECTED_FAIL or SILENT_WRONG. The channel flipped 48 of 4,480 bits (a measured BER of 0.01071 against the model's 0.01000) and all 48 were corrected. A demo this short cannot show real rates, so for rates we rely on the benchmark.</w:t>
       </w:r>
     </w:p>
     <w:p>
@@ -3678,7 +3678,7 @@
           <w:b w:val="0"/>
           <w:i w:val="0"/>
         </w:rPr>
-        <w:t>`make test` was re-run for this document: the unit, integration, failure-injection and dashboard tests all passed.</w:t>
+        <w:t>We re-ran `make test` while writing this document, and the unit, integration, failure-injection and dashboard tests all passed.</w:t>
       </w:r>
     </w:p>
     <w:p>
@@ -6057,7 +6057,7 @@
           <w:b w:val="0"/>
           <w:i w:val="0"/>
         </w:rPr>
-        <w:t>Failure injection and sanitizers found four real bugs in code that had passed every functional test: an empty datagram stopped the tollgate/channel; an invalid packet could steal a sequence number; SO_REUSEADDR let two processes bind one UDP port; the RS decoder returned uninitialised data on failure. All were fixed. Bursts far longer than any code (L = 4096) give 100% DETECTED_FAIL and no SILENT_WRONG; 100% feedback loss makes the vehicle give up after max retries.</w:t>
+        <w:t>Deliberately feeding the system bad input, and running it under the sanitizers, turned up four real bugs that all our normal tests had missed. An empty datagram stopped the tollgate and the channel; an invalid packet could take over a sequence number; SO_REUSEADDR let two processes bind the same UDP port; and the RS decoder returned uninitialised data when it failed. We fixed all four. Bursts much longer than any code can handle (L = 4096) give 100% DETECTED_FAIL and no SILENT_WRONG, and if all feedback is lost the vehicle simply gives up after the maximum number of retries.</w:t>
       </w:r>
     </w:p>
     <w:p>
@@ -6743,7 +6743,7 @@
           <w:b w:val="0"/>
           <w:i w:val="0"/>
         </w:rPr>
-        <w:t>At P = 0.2 with HARQ the tollgate reports 2003 CORRECT of 2000 frames sent: a flipped sequence number creates a phantom frame. This is a known, documented open problem; the proposed fix is a CRC-16 over the header.</w:t>
+        <w:t>This table shows a real weakness. At P = 0.2 with HARQ the tollgate reports 2003 CORRECT frames although only 2000 were sent, because a flipped sequence number creates a phantom frame. We have not fixed it. The fix we propose is a CRC-16 over the header, which needs a change to the wire format.</w:t>
       </w:r>
     </w:p>
     <w:p>
@@ -6767,7 +6767,7 @@
         <w:pStyle w:val="ListBullet"/>
       </w:pPr>
       <w:r>
-        <w:t>Reliability: every FEC+feedback strategy is at or above 0.9932 success; uncoded Stop-and-Wait ARQ is only 0.8244 within 4 retries on this channel.</w:t>
+        <w:t>Reliability: every strategy that combines FEC with feedback reaches a success rate of at least 0.9932, while uncoded Stop-and-Wait ARQ manages only 0.8244 within 4 retries on this channel.</w:t>
       </w:r>
     </w:p>
     <w:p>
@@ -6775,7 +6775,7 @@
         <w:pStyle w:val="ListBullet"/>
       </w:pPr>
       <w:r>
-        <w:t>Goodput (correct payload bits per coded bit on the air) is limited by code rate: fixed HARQ RS t=4 (rate 0.667) achieves 0.6126, strong RS t=8 (rate 0.500) 0.491, ARQ only 0.296 because of retransmissions.</w:t>
+        <w:t>Goodput, meaning correct payload bits per coded bit sent, is mostly set by the code rate. Fixed HARQ with RS t=4 (rate 0.667) reaches 0.6126 and RS t=8 (rate 0.500) reaches 0.491. ARQ gets only 0.296 because of all its retransmissions.</w:t>
       </w:r>
     </w:p>
     <w:p>
@@ -6783,7 +6783,7 @@
         <w:pStyle w:val="ListBullet"/>
       </w:pPr>
       <w:r>
-        <w:t>Latency: p99 33.2 ms for adaptive and HARQ RS t=8 vs 94.0 ms for ARQ at RTT 20 ms.</w:t>
+        <w:t>Latency: at an RTT of 20 ms the p99 latency is 33.2 ms for the adaptive scheme and for HARQ RS t=8, against 94.0 ms for ARQ.</w:t>
       </w:r>
     </w:p>
     <w:p>
@@ -7147,7 +7147,7 @@
           <w:b w:val="0"/>
           <w:i w:val="0"/>
         </w:rPr>
-        <w:t>Rankings do not change with RTT; the longer the round trip, the more FEC pays off against pure retransmission.</w:t>
+        <w:t>The ranking stays the same at every RTT. The longer the round trip, the more FEC gains over plain retransmission.</w:t>
       </w:r>
     </w:p>
     <w:p>
@@ -8020,7 +8020,7 @@
           <w:b w:val="0"/>
           <w:i w:val="0"/>
         </w:rPr>
-        <w:t>Hard-decision LDPC is the best code on random errors between p = 0.015 and 0.03, but is worse than both RS codes on the bursty hospital channel and on bursts of 16+ bits, and has the highest mean decode time because undecodable frames run all 50 iterations. SILENT_WRONG: 0 of 155,000 frames per profile.</w:t>
+        <w:t>With hard-decision decoding, LDPC is the best code on random errors between p = 0.015 and 0.03. On the bursty hospital channel and on bursts of 16 bits or more it is worse than both RS codes. It also has the longest average decode time, since frames it cannot decode still run all 50 iterations. There were no SILENT_WRONG frames in 155,000 per profile.</w:t>
       </w:r>
     </w:p>
     <w:p>
@@ -8093,7 +8093,7 @@
           <w:b w:val="0"/>
           <w:i w:val="0"/>
         </w:rPr>
-        <w:t>The hypothesis (an adaptive ladder of RS t = 1,2,4,6,8 reaches HARQ RS t=8 reliability at clearly higher goodput than the mixed ladder) was committed before any run and nothing was tuned afterwards. It held: goodput 0.5841 +- 0.0040 vs 0.5043 for the mixed ladder (paired +0.0799 +- 0.0050). It still lost to fixed HARQ RS t=4 (paired -0.0284 +- 0.0038); on toll alone they tie (0.6434 vs 0.6441, CI includes 0).</w:t>
+        <w:t>We wrote down our hypothesis before running anything: an adaptive ladder of RS t = 1, 2, 4, 6, 8 should match the reliability of HARQ RS t=8 while giving clearly higher goodput than the mixed ladder. We did not tune anything afterwards. The hypothesis held, with goodput of 0.5841 +- 0.0040 against 0.5043 for the mixed ladder (paired difference +0.0799 +- 0.0050). It still did not beat fixed HARQ RS t=4 (paired -0.0284 +- 0.0038), and on the toll channel alone the two are tied (0.6434 against 0.6441, with the confidence interval including 0).</w:t>
       </w:r>
     </w:p>
     <w:p>
@@ -8166,7 +8166,7 @@
           <w:b w:val="0"/>
           <w:i w:val="0"/>
         </w:rPr>
-        <w:t>The 'existing system' for a moving-vehicle read is retransmission-based: Stop-and-Wait ARQ over an uncoded frame with a CRC (the strawman used here), or a single fixed FEC with no feedback. Both were implemented and measured on the same channel and seeds.</w:t>
+        <w:t>For a moving vehicle, the usual approach is either retransmission, i.e. Stop-and-Wait ARQ on an uncoded frame with a CRC, or one fixed FEC with no feedback. We treat these two as the existing system, implemented both, and measured them on the same channel and the same seeds as our proposal.</w:t>
       </w:r>
     </w:p>
     <w:p>
@@ -8642,7 +8642,7 @@
           <w:b w:val="0"/>
           <w:i w:val="0"/>
         </w:rPr>
-        <w:t>Conclusion of the comparison: pure retransmission is the worst on every axis; a fixed strong FEC is fast but loses 1.8% of frames in the bursty segment; HARQ with FEC fixes that at the cost of a few retransmissions. Honest caveat: always-on HARQ + RS t=4 beats the adaptive controller on goodput on this channel.</w:t>
+        <w:t>In short, plain retransmission is the worst on every measure. A fixed strong FEC is fast, but it loses 1.8% of frames during the bursty segment. HARQ with FEC fixes that for the price of a few retransmissions. One caveat is that always using HARQ with RS t=4 beats our adaptive controller on goodput on this channel.</w:t>
       </w:r>
     </w:p>
     <w:p>
@@ -8986,7 +8986,7 @@
               <w:rPr>
                 <w:sz w:val="19"/>
               </w:rPr>
-              <w:t>Not achieved (reported honestly)</w:t>
+              <w:t>Not achieved</w:t>
             </w:r>
           </w:p>
         </w:tc>
@@ -9028,10 +9028,10 @@
         <w:rPr>
           <w:b/>
         </w:rPr>
-        <w:t xml:space="preserve">Innovation - </w:t>
+        <w:t xml:space="preserve">What is new: </w:t>
       </w:r>
       <w:r>
-        <w:t>a single library in which five code families, three noise models and four link strategies are directly comparable on equal terms; a ground-truth sidecar that makes the dangerous SILENT_WRONG case measurable without letting the decoder see it; a window-based adaptive ladder with a binomial step-down model; pre-registered experiments and 20-seed paired statistics instead of single-run claims.</w:t>
+        <w:t>one library where five code families, three noise models and four link strategies can be compared fairly. A ground-truth field lets us count the dangerous SILENT_WRONG frames without the decoder seeing the answer. The adaptive ladder works on windows of evidence and uses a binomial model to decide when to step down. We also pre-registered one experiment and used 20-seed paired statistics rather than a single run.</w:t>
       </w:r>
     </w:p>
     <w:p>
@@ -9042,10 +9042,10 @@
         <w:rPr>
           <w:b/>
         </w:rPr>
-        <w:t xml:space="preserve">Application: toll booths - </w:t>
+        <w:t xml:space="preserve">Toll booths: </w:t>
       </w:r>
       <w:r>
-        <w:t>read tag IDs at speed without a round trip.</w:t>
+        <w:t>read tag IDs at speed without waiting for a round trip.</w:t>
       </w:r>
     </w:p>
     <w:p>
@@ -9056,10 +9056,10 @@
         <w:rPr>
           <w:b/>
         </w:rPr>
-        <w:t xml:space="preserve">Application: hospital / MRI environments - </w:t>
+        <w:t xml:space="preserve">Hospitals and MRI rooms: </w:t>
       </w:r>
       <w:r>
-        <w:t>impulsive interference near imaging and electrosurgical equipment; burst-robust Reed-Solomon coding.</w:t>
+        <w:t>imaging and electrosurgical equipment produce sudden bursts of interference, which Reed-Solomon coding handles well.</w:t>
       </w:r>
     </w:p>
     <w:p>
@@ -9070,10 +9070,10 @@
         <w:rPr>
           <w:b/>
         </w:rPr>
-        <w:t xml:space="preserve">Application: teaching and research - </w:t>
+        <w:t xml:space="preserve">Teaching and research: </w:t>
       </w:r>
       <w:r>
-        <w:t>a transparent, dependency-free reference for how FEC, ARQ and HARQ trade goodput, reliability and latency.</w:t>
+        <w:t>a small, readable reference that shows how FEC, ARQ and HARQ trade goodput, reliability and latency against each other.</w:t>
       </w:r>
     </w:p>
     <w:p>
@@ -9089,7 +9089,7 @@
         <w:pStyle w:val="ListBullet"/>
       </w:pPr>
       <w:r>
-        <w:t>Software simulation only: no hardware and no over-the-air measurement. Noise parameters, RTT (20 ms), 160 kbit/s bit rate and the burst model are modelling assumptions.</w:t>
+        <w:t>Everything is a software simulation. We have no hardware and no over-the-air measurements, and the noise parameters, the 20 ms RTT, the 160 kbit/s bit rate and the burst model are our own assumptions.</w:t>
       </w:r>
     </w:p>
     <w:p>
@@ -9097,7 +9097,7 @@
         <w:pStyle w:val="ListBullet"/>
       </w:pPr>
       <w:r>
-        <w:t>The adaptive controller does not beat fixed HARQ + RS t=4 on goodput on this channel; the ladder design matters more than the control logic.</w:t>
+        <w:t>On this channel the adaptive controller does not beat fixed HARQ with RS t=4 on goodput. Our results suggest the choice of ladder matters more than the control logic.</w:t>
       </w:r>
     </w:p>
     <w:p>
@@ -9105,7 +9105,7 @@
         <w:pStyle w:val="ListBullet"/>
       </w:pPr>
       <w:r>
-        <w:t>The header is unprotected (misrouting under header corruption); HARQ is type I (no soft combining); LDPC uses hard-decision decoding.</w:t>
+        <w:t>The header has no protection, so header corruption can cause misrouting. HARQ is type I without soft combining, and LDPC uses hard-decision decoding only.</w:t>
       </w:r>
     </w:p>
     <w:p>
@@ -9113,7 +9113,7 @@
         <w:pStyle w:val="ListBullet"/>
       </w:pPr>
       <w:r>
-        <w:t>Decode times are those of the simulation host; macOS is covered by CI only and WSL by one manual run.</w:t>
+        <w:t>Decode times were measured on our simulation host. macOS is only checked by CI, and WSL by a single manual run.</w:t>
       </w:r>
     </w:p>
     <w:p>
@@ -9129,7 +9129,7 @@
         <w:pStyle w:val="ListBullet"/>
       </w:pPr>
       <w:r>
-        <w:t>Header CRC-16 and a corruption-resistant sequence number (fixes the misrouting).</w:t>
+        <w:t>Add a CRC-16 to the header and make the sequence number robust to corruption, which would remove the misrouting problem.</w:t>
       </w:r>
     </w:p>
     <w:p>
@@ -9137,7 +9137,7 @@
         <w:pStyle w:val="ListBullet"/>
       </w:pPr>
       <w:r>
-        <w:t>Type II HARQ with soft combining; soft-decision (sum-product) LDPC decoding and longer codes.</w:t>
+        <w:t>Move to Type II HARQ with soft combining, and to soft-decision (sum-product) LDPC decoding with longer codes.</w:t>
       </w:r>
     </w:p>
     <w:p>
@@ -9145,7 +9145,7 @@
         <w:pStyle w:val="ListBullet"/>
       </w:pPr>
       <w:r>
-        <w:t>A controller that can choose 'fixed RS t=4' when it is best (e.g. a bandit over fixed codes), with the ladder searched on a held-out channel.</w:t>
+        <w:t>Let the controller pick a fixed code such as RS t=4 when that is the best choice, for example with a bandit algorithm, and tune the ladder on a channel it was not evaluated on.</w:t>
       </w:r>
     </w:p>
     <w:p>
@@ -9153,7 +9153,7 @@
         <w:pStyle w:val="ListBullet"/>
       </w:pPr>
       <w:r>
-        <w:t>Real channel traces and real RTT; hardware-in-the-loop on an RFID / software-defined-radio link; macOS/WSL CI.</w:t>
+        <w:t>Use real channel traces and a real RTT, try it on an actual RFID or software-defined-radio link, and add macOS and WSL to CI.</w:t>
       </w:r>
     </w:p>
     <w:p>
@@ -9173,7 +9173,7 @@
           <w:b w:val="0"/>
           <w:i w:val="0"/>
         </w:rPr>
-        <w:t>No publication or patent has been filed at the time of writing. The table lists realistic targets for the work; the team should replace 'Planned' with the actual status before upload.</w:t>
+        <w:t>Nothing has been published or filed yet. The table lists realistic targets, and the team should replace 'Planned' with the real status before uploading.</w:t>
       </w:r>
     </w:p>
     <w:p>

--- a/submission/Review3_Final_Project.docx
+++ b/submission/Review3_Final_Project.docx
@@ -92,7 +92,7 @@
           <w:i w:val="0"/>
           <w:sz w:val="22"/>
         </w:rPr>
-        <w:t>Team: Pavitran VC  [Reg. No. - fill]  |  [Team member 2 - fill]  |  [Team member 3 - fill]</w:t>
+        <w:t>Team: Pavitran VC [Reg. No.]  |  [Teammate name] [Reg. No.]</w:t>
       </w:r>
     </w:p>
     <w:p>
@@ -9557,7 +9557,7 @@
               <w:rPr>
                 <w:sz w:val="19"/>
               </w:rPr>
-              <w:t>[fill]</w:t>
+              <w:t>[Reg. No.]</w:t>
             </w:r>
           </w:p>
         </w:tc>
@@ -9571,7 +9571,7 @@
               <w:rPr>
                 <w:sz w:val="19"/>
               </w:rPr>
-              <w:t>Architecture; all codes, CRC-32, RNG and GF arithmetic; noise models; UDP pipeline; ARQ/HARQ and adaptive controller; benchmark, statistics, plots; tests, CI; documentation [adjust to actual work]</w:t>
+              <w:t>All coding and implementation: architecture; CRC-32, RNG and GF arithmetic; Hamming, SECDED, BCH, Reed-Solomon and LDPC codes and the interleaver; noise models and profiles; the vehicle, channel and tollgate UDP programs; ARQ, HARQ and the adaptive controller (mixed and all-RS ladders); the benchmark, 20-seed statistics and plots; the dashboard; unit, integration, fuzz and failure-injection tests, sanitizer builds and CI.</w:t>
             </w:r>
           </w:p>
         </w:tc>
@@ -9588,7 +9588,7 @@
               <w:rPr>
                 <w:sz w:val="19"/>
               </w:rPr>
-              <w:t>[Member 2]</w:t>
+              <w:t>[Teammate name]</w:t>
             </w:r>
           </w:p>
         </w:tc>
@@ -9603,7 +9603,7 @@
               <w:rPr>
                 <w:sz w:val="19"/>
               </w:rPr>
-              <w:t>[fill]</w:t>
+              <w:t>[Reg. No.]</w:t>
             </w:r>
           </w:p>
         </w:tc>
@@ -9618,51 +9618,7 @@
               <w:rPr>
                 <w:sz w:val="19"/>
               </w:rPr>
-              <w:t>[fill]</w:t>
-            </w:r>
-          </w:p>
-        </w:tc>
-      </w:tr>
-      <w:tr>
-        <w:tc>
-          <w:tcPr>
-            <w:tcW w:type="dxa" w:w="1984"/>
-          </w:tcPr>
-          <w:p>
-            <w:r/>
-            <w:r>
-              <w:rPr>
-                <w:sz w:val="19"/>
-              </w:rPr>
-              <w:t>[Member 3]</w:t>
-            </w:r>
-          </w:p>
-        </w:tc>
-        <w:tc>
-          <w:tcPr>
-            <w:tcW w:type="dxa" w:w="1417"/>
-          </w:tcPr>
-          <w:p>
-            <w:r/>
-            <w:r>
-              <w:rPr>
-                <w:sz w:val="19"/>
-              </w:rPr>
-              <w:t>[fill]</w:t>
-            </w:r>
-          </w:p>
-        </w:tc>
-        <w:tc>
-          <w:tcPr>
-            <w:tcW w:type="dxa" w:w="5386"/>
-          </w:tcPr>
-          <w:p>
-            <w:r/>
-            <w:r>
-              <w:rPr>
-                <w:sz w:val="19"/>
-              </w:rPr>
-              <w:t>[fill]</w:t>
+              <w:t>Documentation and demo preparation: the Review 2 and Review 3 reports, architecture/DFD/UML diagrams, presentation slides, results tables and their checking against the data, demo script and rehearsal, test-case documentation.</w:t>
             </w:r>
           </w:p>
         </w:tc>

--- a/submission/Review3_Final_Project.docx
+++ b/submission/Review3_Final_Project.docx
@@ -92,7 +92,7 @@
           <w:i w:val="0"/>
           <w:sz w:val="22"/>
         </w:rPr>
-        <w:t>Team: Pavitran VC [Reg. No.]  |  [Teammate name] [Reg. No.]</w:t>
+        <w:t>Team: [Your Name] [Reg. No.]  |  [Teammate Name] [Reg. No.]</w:t>
       </w:r>
     </w:p>
     <w:p>
@@ -106,7 +106,7 @@
           <w:i w:val="0"/>
           <w:sz w:val="22"/>
         </w:rPr>
-        <w:t>Guide: [Guide name, designation - fill]</w:t>
+        <w:t>Guide: [Guide Name, Designation]</w:t>
       </w:r>
     </w:p>
     <w:p>
@@ -9543,7 +9543,7 @@
               <w:rPr>
                 <w:sz w:val="19"/>
               </w:rPr>
-              <w:t>Pavitran VC</w:t>
+              <w:t>[Your Name]</w:t>
             </w:r>
           </w:p>
         </w:tc>
@@ -9588,7 +9588,7 @@
               <w:rPr>
                 <w:sz w:val="19"/>
               </w:rPr>
-              <w:t>[Teammate name]</w:t>
+              <w:t>[Teammate Name]</w:t>
             </w:r>
           </w:p>
         </w:tc>

--- a/submission/Review3_Final_Project.docx
+++ b/submission/Review3_Final_Project.docx
@@ -554,7 +554,7 @@
               <w:rPr>
                 <w:sz w:val="19"/>
               </w:rPr>
-              <w:t>24 unit-test binaries, 158 test cases, integration + failure-injection tests, ASan/UBSan clean, CI on Ubuntu and macOS</w:t>
+              <w:t>26 unit-test binaries, 171 test cases, integration + failure-injection tests, ASan/UBSan clean, CI on Ubuntu and macOS</w:t>
             </w:r>
           </w:p>
         </w:tc>
@@ -2954,7 +2954,7 @@
               <w:rPr>
                 <w:sz w:val="19"/>
               </w:rPr>
-              <w:t>build, 24 unit-test binaries, integration and failure-injection tests all green</w:t>
+              <w:t>build, 26 unit-test binaries, integration and failure-injection tests all green</w:t>
             </w:r>
           </w:p>
         </w:tc>
@@ -3357,7 +3357,7 @@
               <w:rPr>
                 <w:sz w:val="19"/>
               </w:rPr>
-              <w:t>24 unit-test binaries (158 test cases)</w:t>
+              <w:t>26 unit-test binaries (171 test cases)</w:t>
             </w:r>
           </w:p>
         </w:tc>
@@ -6057,7 +6057,7 @@
           <w:b w:val="0"/>
           <w:i w:val="0"/>
         </w:rPr>
-        <w:t>Deliberately feeding the system bad input, and running it under the sanitizers, turned up four real bugs that all our normal tests had missed. An empty datagram stopped the tollgate and the channel; an invalid packet could take over a sequence number; SO_REUSEADDR let two processes bind the same UDP port; and the RS decoder returned uninitialised data when it failed. We fixed all four. Bursts much longer than any code can handle (L = 4096) give 100% DETECTED_FAIL and no SILENT_WRONG, and if all feedback is lost the vehicle simply gives up after the maximum number of retries.</w:t>
+        <w:t>Deliberately feeding the system bad input, and running it under the sanitizers, turned up four real bugs that all our normal tests had missed. An empty datagram stopped the tollgate and the channel; an invalid packet could take over a sequence number; SO_REUSEADDR let two processes bind the same UDP port; and the RS decoder returned uninitialised data when it failed. We fixed all four. A second audit of the whole code base, reading every module for memory-safety and input-validation problems and fuzzing every decoder under ASan and UBSan, then found and fixed further defects, each with a regression test: a UDP datagram larger than the receive buffer was cut silently and could pass as a valid packet; oversized sizes overran a stack buffer in the FEC encoder and decoder; a Galois-field polynomial with an extra bit read outside its table; a zero argument divided by zero in the random-number helper; the 8-bit attempt counter could wrap with a very large retry limit; and feedback and packet fields were not range-checked. A few low-severity items remain open and are documented as follow-ups (a window-size clamp and unchecked allocation for very large frame counts). Bursts much longer than any code can handle (L = 4096) give 100% DETECTED_FAIL and no SILENT_WRONG, and if all feedback is lost the vehicle simply gives up after the maximum number of retries.</w:t>
       </w:r>
     </w:p>
     <w:p>
@@ -8772,7 +8772,7 @@
               <w:rPr>
                 <w:sz w:val="19"/>
               </w:rPr>
-              <w:t>Hamming, SECDED, BCH, RS, LDPC, CRC-32, interleaver; 158 unit tests</w:t>
+              <w:t>Hamming, SECDED, BCH, RS, LDPC, CRC-32, interleaver; 171 unit tests</w:t>
             </w:r>
           </w:p>
         </w:tc>

--- a/submission/Review3_Final_Project.docx
+++ b/submission/Review3_Final_Project.docx
@@ -6057,7 +6057,7 @@
           <w:b w:val="0"/>
           <w:i w:val="0"/>
         </w:rPr>
-        <w:t>Deliberately feeding the system bad input, and running it under the sanitizers, turned up four real bugs that all our normal tests had missed. An empty datagram stopped the tollgate and the channel; an invalid packet could take over a sequence number; SO_REUSEADDR let two processes bind the same UDP port; and the RS decoder returned uninitialised data when it failed. We fixed all four. A second audit of the whole code base, reading every module for memory-safety and input-validation problems and fuzzing every decoder under ASan and UBSan, then found and fixed further defects, each with a regression test: a UDP datagram larger than the receive buffer was cut silently and could pass as a valid packet; oversized sizes overran a stack buffer in the FEC encoder and decoder; a Galois-field polynomial with an extra bit read outside its table; a zero argument divided by zero in the random-number helper; the 8-bit attempt counter could wrap with a very large retry limit; and feedback and packet fields were not range-checked. A few low-severity items remain open and are documented as follow-ups (a window-size clamp and unchecked allocation for very large frame counts). Bursts much longer than any code can handle (L = 4096) give 100% DETECTED_FAIL and no SILENT_WRONG, and if all feedback is lost the vehicle simply gives up after the maximum number of retries.</w:t>
+        <w:t>Deliberately feeding the system bad input, and running it under the sanitizers, turned up four real bugs that all our normal tests had missed. An empty datagram stopped the tollgate and the channel; an invalid packet could take over a sequence number; SO_REUSEADDR let two processes bind the same UDP port; and the RS decoder returned uninitialised data when it failed. We fixed all four. Later we went through every module again, reading for memory-safety and input-validation problems and fuzzing each decoder under ASan and UBSan. That turned up more, and each one now has a regression test. A UDP datagram bigger than the receive buffer was cut off silently and could pass as a valid packet. Oversized sizes overran a stack buffer in the FEC encoder and decoder. A Galois-field polynomial with one bit too many made a table lookup read outside its array. The random-number helper divided by zero when asked for a value from an empty range. The 8-bit attempt counter wrapped around when the retry limit was set very high, and feedback and packet fields were not range-checked. A few low-severity items are still open and written down as follow-ups: a limit on the window size and a check on allocations for very large frame counts. Bursts much longer than any code can handle (L = 4096) give 100% DETECTED_FAIL and no SILENT_WRONG, and if all feedback is lost the vehicle simply gives up after the maximum number of retries.</w:t>
       </w:r>
     </w:p>
     <w:p>

--- a/submission/Review3_Final_Project.docx
+++ b/submission/Review3_Final_Project.docx
@@ -340,7 +340,7 @@
           <w:b w:val="0"/>
           <w:i w:val="0"/>
         </w:rPr>
-        <w:t>A moving vehicle has to get its 96-bit RFID tag ID to a roadside toll unit over a noisy wireless link, and it may not be around long enough for a retransmission. To deal with this we wrote everything ourselves in C11: the CRC-32, a seeded random number generator, the GF(2^m) arithmetic, the Hamming, SECDED, BCH, Reed-Solomon and LDPC codes, and a bit interleaver. On top of that we built a three-program UDP simulator (vehicle, noisy channel, tollgate) with three noise models and two profiles, a toll plaza and a hospital imaging room. We then compared plain FEC, Stop-and-Wait ARQ, Hybrid ARQ and an adaptive controller that moves up and down a ladder of codes. Every comparison was run over 20 seeds and reported with 95% confidence intervals.</w:t>
+        <w:t>A moving vehicle has to get its 96-bit RFID tag ID to a roadside toll unit over a noisy wireless link, and it may not be around long enough for a retransmission. To deal with this we wrote everything ourselves in C11: the CRC-32 [6], a seeded random number generator, the GF(2^m) arithmetic, the Hamming, SECDED, BCH, Reed-Solomon and LDPC codes [1]-[3], and a bit interleaver. On top of that we built a three-program UDP simulator (vehicle, noisy channel, tollgate) with three noise models and two profiles, a toll plaza and a hospital imaging room. We then compared plain FEC, Stop-and-Wait ARQ, Hybrid ARQ and an adaptive controller that moves up and down a ladder of codes. Every comparison was run over 20 seeds and reported with 95% confidence intervals.</w:t>
       </w:r>
     </w:p>
     <w:p>
@@ -766,7 +766,7 @@
               <w:rPr>
                 <w:sz w:val="19"/>
               </w:rPr>
-              <w:t>BSC, Gilbert-Elliott (state kept across frames), burst of length L; two profiles; toll -&gt; hospital -&gt; toll schedules</w:t>
+              <w:t>BSC, Gilbert-Elliott [4], [5] (state kept across frames), burst of length L; two profiles; toll -&gt; hospital -&gt; toll schedules</w:t>
             </w:r>
           </w:p>
         </w:tc>
@@ -2192,7 +2192,7 @@
         <w:t xml:space="preserve">CRC-32: </w:t>
       </w:r>
       <w:r>
-        <w:t>it detects errors but cannot correct them. Every 1-, 2- and 3-bit error in a 128-bit message is caught, and a random wrong word slips through with probability of about 2^-32. While checking our work we found one exception: because the payload is sent most-significant bit first, a few particular bursts of 30 to 32 bits do pass the CRC. We wrote this up in docs/ALGORITHMS.md.</w:t>
+        <w:t>it detects errors but cannot correct them. Every 1-, 2- and 3-bit error in a 128-bit message is caught, and a random wrong word slips through with probability of about 2^-32. While checking our work we found one exception: because the payload is sent most-significant bit first, a few particular bursts of 30 to 32 bits do pass the CRC. We wrote this up in docs/ALGORITHMS.md [7].</w:t>
       </w:r>
     </w:p>
     <w:p>
@@ -9643,50 +9643,58 @@
     </w:p>
     <w:p>
       <w:pPr>
-        <w:pStyle w:val="ListBullet"/>
+        <w:spacing w:after="60"/>
       </w:pPr>
       <w:r>
-        <w:t>S. Lin and D. J. Costello, Error Control Coding, 2nd ed., Pearson, 2004.</w:t>
+        <w:t>[1] S. Lin and D. J. Costello, Error Control Coding, 2nd ed. Upper Saddle River, NJ: Pearson Prentice Hall, 2004.</w:t>
       </w:r>
     </w:p>
     <w:p>
       <w:pPr>
-        <w:pStyle w:val="ListBullet"/>
+        <w:spacing w:after="60"/>
       </w:pPr>
       <w:r>
-        <w:t>R. E. Blahut, Algebraic Codes for Data Transmission, Cambridge University Press, 2003.</w:t>
+        <w:t>[2] R. E. Blahut, Algebraic Codes for Data Transmission. Cambridge, UK: Cambridge University Press, 2003.</w:t>
       </w:r>
     </w:p>
     <w:p>
       <w:pPr>
-        <w:pStyle w:val="ListBullet"/>
+        <w:spacing w:after="60"/>
       </w:pPr>
       <w:r>
-        <w:t>R. G. Gallager, 'Low-density parity-check codes', IRE Trans. Information Theory, 1962.</w:t>
+        <w:t>[3] R. G. Gallager, "Low-density parity-check codes," IRE Trans. Inf. Theory, vol. 8, no. 1, pp. 21-28, Jan. 1962.</w:t>
       </w:r>
     </w:p>
     <w:p>
       <w:pPr>
-        <w:pStyle w:val="ListBullet"/>
+        <w:spacing w:after="60"/>
       </w:pPr>
       <w:r>
-        <w:t>E. N. Gilbert, Bell Syst. Tech. J., 1960; E. O. Elliott, Bell Syst. Tech. J., 1963.</w:t>
+        <w:t>[4] E. N. Gilbert, "Capacity of a burst-noise channel," Bell Syst. Tech. J., vol. 39, no. 5, pp. 1253-1265, Sept. 1960.</w:t>
       </w:r>
     </w:p>
     <w:p>
       <w:pPr>
-        <w:pStyle w:val="ListBullet"/>
+        <w:spacing w:after="60"/>
       </w:pPr>
       <w:r>
-        <w:t>IEEE 802.3 - CRC-32.</w:t>
+        <w:t>[5] E. O. Elliott, "Estimates of error rates for codes on burst-noise channels," Bell Syst. Tech. J., vol. 42, no. 5, pp. 1977-1997, Sept. 1963.</w:t>
       </w:r>
     </w:p>
     <w:p>
       <w:pPr>
-        <w:pStyle w:val="ListBullet"/>
+        <w:spacing w:after="60"/>
       </w:pPr>
       <w:r>
-        <w:t>Project repository: github.com/PavitranVC/Adaptive-FEC-Link (docs/REPORT.md, ALGORITHMS.md, DESIGN_DECISIONS.md, ARCHITECTURE_HISTORY.md).</w:t>
+        <w:t>[6] IEEE Std 802.3, IEEE Standard for Ethernet (CRC-32 frame check sequence).</w:t>
+      </w:r>
+    </w:p>
+    <w:p>
+      <w:pPr>
+        <w:spacing w:after="60"/>
+      </w:pPr>
+      <w:r>
+        <w:t>[7] Project repository and design records: docs/REPORT.md, docs/ALGORITHMS.md, docs/DESIGN_DECISIONS.md, docs/ARCHITECTURE_HISTORY.md.</w:t>
       </w:r>
     </w:p>
     <w:sectPr>
